--- a/Especializacion/Evaluaciones/2026-2/Fichas de evaluacion/04 - G-004 - Gestion del cambio en seguridad electronica/2 - Hoja de respuestas.docx
+++ b/Especializacion/Evaluaciones/2026-2/Fichas de evaluacion/04 - G-004 - Gestion del cambio en seguridad electronica/2 - Hoja de respuestas.docx
@@ -250,7 +250,7 @@
           <w:color w:val="2B2B2B"/>
           <w:sz w:val="22"/>
         </w:rPr>
-        <w:t xml:space="preserve"> ________________________</w:t>
+        <w:t xml:space="preserve"> _________________</w:t>
       </w:r>
     </w:p>
     <w:p>
@@ -284,7 +284,7 @@
           <w:color w:val="2B2B2B"/>
           <w:sz w:val="22"/>
         </w:rPr>
-        <w:t>Christian Camilo Cruz Romero: ______________________________________________________</w:t>
+        <w:t>Christian Camilo Cruz Romero: __________________________________________________________</w:t>
       </w:r>
     </w:p>
     <w:p>
@@ -298,7 +298,7 @@
           <w:color w:val="2B2B2B"/>
           <w:sz w:val="22"/>
         </w:rPr>
-        <w:t>Edgardo Rangel Rodríguez: ______________________________________________________</w:t>
+        <w:t>Edgardo Rangel Rodríguez: _____________________________________________________________</w:t>
       </w:r>
     </w:p>
     <w:p>
@@ -312,327 +312,9 @@
           <w:color w:val="007433"/>
           <w:sz w:val="32"/>
         </w:rPr>
-        <w:t>A · MIENTRAS EXPONEN — marcar, no redactar</w:t>
+        <w:t>A · MIENTRAS EXPONEN — marcar ✓ ~ ✗ y escribir en la línea</w:t>
       </w:r>
     </w:p>
-    <w:tbl>
-      <w:tblPr>
-        <w:tblStyle w:val="TableGrid"/>
-        <w:tblW w:type="auto" w:w="0"/>
-        <w:tblLook w:firstColumn="1" w:firstRow="1" w:lastColumn="0" w:lastRow="0" w:noHBand="0" w:noVBand="1" w:val="04A0"/>
-      </w:tblPr>
-      <w:tblGrid>
-        <w:gridCol w:w="3264"/>
-        <w:gridCol w:w="3264"/>
-        <w:gridCol w:w="3264"/>
-      </w:tblGrid>
-      <w:tr>
-        <w:tc>
-          <w:tcPr>
-            <w:tcW w:type="dxa" w:w="3264"/>
-            <w:shd w:val="clear" w:fill="0C2340"/>
-            <w:shd w:val="clear" w:fill="0C2340"/>
-          </w:tcPr>
-          <w:p>
-            <w:r>
-              <w:rPr>
-                <w:rFonts w:ascii="Calibri" w:hAnsi="Calibri"/>
-                <w:b/>
-                <w:color w:val="FFFFFF"/>
-              </w:rPr>
-            </w:r>
-            <w:r>
-              <w:rPr>
-                <w:rFonts w:ascii="Calibri" w:hAnsi="Calibri"/>
-                <w:b/>
-                <w:color w:val="FFFFFF"/>
-                <w:sz w:val="21"/>
-              </w:rPr>
-              <w:t>Bloque (min esperados)</w:t>
-            </w:r>
-          </w:p>
-        </w:tc>
-        <w:tc>
-          <w:tcPr>
-            <w:tcW w:type="dxa" w:w="3264"/>
-            <w:shd w:val="clear" w:fill="0C2340"/>
-            <w:shd w:val="clear" w:fill="0C2340"/>
-          </w:tcPr>
-          <w:p>
-            <w:r>
-              <w:rPr>
-                <w:rFonts w:ascii="Calibri" w:hAnsi="Calibri"/>
-                <w:b/>
-                <w:color w:val="FFFFFF"/>
-              </w:rPr>
-            </w:r>
-            <w:r>
-              <w:rPr>
-                <w:rFonts w:ascii="Calibri" w:hAnsi="Calibri"/>
-                <w:b/>
-                <w:color w:val="FFFFFF"/>
-                <w:sz w:val="21"/>
-              </w:rPr>
-              <w:t>✓ ~ ✗</w:t>
-            </w:r>
-          </w:p>
-        </w:tc>
-        <w:tc>
-          <w:tcPr>
-            <w:tcW w:type="dxa" w:w="3264"/>
-            <w:shd w:val="clear" w:fill="0C2340"/>
-            <w:shd w:val="clear" w:fill="0C2340"/>
-          </w:tcPr>
-          <w:p>
-            <w:r>
-              <w:rPr>
-                <w:rFonts w:ascii="Calibri" w:hAnsi="Calibri"/>
-                <w:b/>
-                <w:color w:val="FFFFFF"/>
-              </w:rPr>
-            </w:r>
-            <w:r>
-              <w:rPr>
-                <w:rFonts w:ascii="Calibri" w:hAnsi="Calibri"/>
-                <w:b/>
-                <w:color w:val="FFFFFF"/>
-                <w:sz w:val="21"/>
-              </w:rPr>
-              <w:t>Una línea</w:t>
-            </w:r>
-          </w:p>
-        </w:tc>
-      </w:tr>
-      <w:tr>
-        <w:tc>
-          <w:tcPr>
-            <w:tcW w:type="dxa" w:w="3264"/>
-          </w:tcPr>
-          <w:p>
-            <w:r/>
-            <w:r>
-              <w:rPr>
-                <w:rFonts w:ascii="Calibri" w:hAnsi="Calibri"/>
-                <w:b w:val="0"/>
-                <w:color w:val="2B2B2B"/>
-                <w:sz w:val="20"/>
-              </w:rPr>
-              <w:t>Problema y pregunta (2 min)</w:t>
-            </w:r>
-          </w:p>
-        </w:tc>
-        <w:tc>
-          <w:tcPr>
-            <w:tcW w:type="dxa" w:w="3264"/>
-          </w:tcPr>
-          <w:p>
-            <w:r/>
-          </w:p>
-        </w:tc>
-        <w:tc>
-          <w:tcPr>
-            <w:tcW w:type="dxa" w:w="3264"/>
-          </w:tcPr>
-          <w:p>
-            <w:r/>
-          </w:p>
-        </w:tc>
-      </w:tr>
-      <w:tr>
-        <w:tc>
-          <w:tcPr>
-            <w:tcW w:type="dxa" w:w="3264"/>
-            <w:shd w:val="clear" w:fill="F5F7F5"/>
-            <w:shd w:val="clear" w:fill="F5F7F5"/>
-          </w:tcPr>
-          <w:p>
-            <w:r/>
-            <w:r>
-              <w:rPr>
-                <w:rFonts w:ascii="Calibri" w:hAnsi="Calibri"/>
-                <w:b w:val="0"/>
-                <w:color w:val="2B2B2B"/>
-                <w:sz w:val="20"/>
-              </w:rPr>
-              <w:t>Objetivos (1 min)</w:t>
-            </w:r>
-          </w:p>
-        </w:tc>
-        <w:tc>
-          <w:tcPr>
-            <w:tcW w:type="dxa" w:w="3264"/>
-            <w:shd w:val="clear" w:fill="F5F7F5"/>
-            <w:shd w:val="clear" w:fill="F5F7F5"/>
-          </w:tcPr>
-          <w:p>
-            <w:r/>
-          </w:p>
-        </w:tc>
-        <w:tc>
-          <w:tcPr>
-            <w:tcW w:type="dxa" w:w="3264"/>
-            <w:shd w:val="clear" w:fill="F5F7F5"/>
-            <w:shd w:val="clear" w:fill="F5F7F5"/>
-          </w:tcPr>
-          <w:p>
-            <w:r/>
-          </w:p>
-        </w:tc>
-      </w:tr>
-      <w:tr>
-        <w:tc>
-          <w:tcPr>
-            <w:tcW w:type="dxa" w:w="3264"/>
-          </w:tcPr>
-          <w:p>
-            <w:r/>
-            <w:r>
-              <w:rPr>
-                <w:rFonts w:ascii="Calibri" w:hAnsi="Calibri"/>
-                <w:b w:val="0"/>
-                <w:color w:val="2B2B2B"/>
-                <w:sz w:val="20"/>
-              </w:rPr>
-              <w:t>Método (2-3 min)</w:t>
-            </w:r>
-          </w:p>
-        </w:tc>
-        <w:tc>
-          <w:tcPr>
-            <w:tcW w:type="dxa" w:w="3264"/>
-          </w:tcPr>
-          <w:p>
-            <w:r/>
-          </w:p>
-        </w:tc>
-        <w:tc>
-          <w:tcPr>
-            <w:tcW w:type="dxa" w:w="3264"/>
-          </w:tcPr>
-          <w:p>
-            <w:r/>
-          </w:p>
-        </w:tc>
-      </w:tr>
-      <w:tr>
-        <w:tc>
-          <w:tcPr>
-            <w:tcW w:type="dxa" w:w="3264"/>
-            <w:shd w:val="clear" w:fill="F5F7F5"/>
-            <w:shd w:val="clear" w:fill="F5F7F5"/>
-          </w:tcPr>
-          <w:p>
-            <w:r/>
-            <w:r>
-              <w:rPr>
-                <w:rFonts w:ascii="Calibri" w:hAnsi="Calibri"/>
-                <w:b w:val="0"/>
-                <w:color w:val="2B2B2B"/>
-                <w:sz w:val="20"/>
-              </w:rPr>
-              <w:t>Resultados (3 min)</w:t>
-            </w:r>
-          </w:p>
-        </w:tc>
-        <w:tc>
-          <w:tcPr>
-            <w:tcW w:type="dxa" w:w="3264"/>
-            <w:shd w:val="clear" w:fill="F5F7F5"/>
-            <w:shd w:val="clear" w:fill="F5F7F5"/>
-          </w:tcPr>
-          <w:p>
-            <w:r/>
-          </w:p>
-        </w:tc>
-        <w:tc>
-          <w:tcPr>
-            <w:tcW w:type="dxa" w:w="3264"/>
-            <w:shd w:val="clear" w:fill="F5F7F5"/>
-            <w:shd w:val="clear" w:fill="F5F7F5"/>
-          </w:tcPr>
-          <w:p>
-            <w:r/>
-          </w:p>
-        </w:tc>
-      </w:tr>
-      <w:tr>
-        <w:tc>
-          <w:tcPr>
-            <w:tcW w:type="dxa" w:w="3264"/>
-          </w:tcPr>
-          <w:p>
-            <w:r/>
-            <w:r>
-              <w:rPr>
-                <w:rFonts w:ascii="Calibri" w:hAnsi="Calibri"/>
-                <w:b w:val="0"/>
-                <w:color w:val="2B2B2B"/>
-                <w:sz w:val="20"/>
-              </w:rPr>
-              <w:t>Discusión y conclusión (2-3 min)</w:t>
-            </w:r>
-          </w:p>
-        </w:tc>
-        <w:tc>
-          <w:tcPr>
-            <w:tcW w:type="dxa" w:w="3264"/>
-          </w:tcPr>
-          <w:p>
-            <w:r/>
-          </w:p>
-        </w:tc>
-        <w:tc>
-          <w:tcPr>
-            <w:tcW w:type="dxa" w:w="3264"/>
-          </w:tcPr>
-          <w:p>
-            <w:r/>
-          </w:p>
-        </w:tc>
-      </w:tr>
-      <w:tr>
-        <w:tc>
-          <w:tcPr>
-            <w:tcW w:type="dxa" w:w="3264"/>
-            <w:shd w:val="clear" w:fill="F5F7F5"/>
-            <w:shd w:val="clear" w:fill="F5F7F5"/>
-          </w:tcPr>
-          <w:p>
-            <w:r/>
-            <w:r>
-              <w:rPr>
-                <w:rFonts w:ascii="Calibri" w:hAnsi="Calibri"/>
-                <w:b w:val="0"/>
-                <w:color w:val="2B2B2B"/>
-                <w:sz w:val="20"/>
-              </w:rPr>
-              <w:t>Aporte y cierre (1 min)</w:t>
-            </w:r>
-          </w:p>
-        </w:tc>
-        <w:tc>
-          <w:tcPr>
-            <w:tcW w:type="dxa" w:w="3264"/>
-            <w:shd w:val="clear" w:fill="F5F7F5"/>
-            <w:shd w:val="clear" w:fill="F5F7F5"/>
-          </w:tcPr>
-          <w:p>
-            <w:r/>
-          </w:p>
-        </w:tc>
-        <w:tc>
-          <w:tcPr>
-            <w:tcW w:type="dxa" w:w="3264"/>
-            <w:shd w:val="clear" w:fill="F5F7F5"/>
-            <w:shd w:val="clear" w:fill="F5F7F5"/>
-          </w:tcPr>
-          <w:p>
-            <w:r/>
-          </w:p>
-        </w:tc>
-      </w:tr>
-    </w:tbl>
-    <w:p/>
     <w:p>
       <w:r>
         <w:rPr>
@@ -695,6 +377,174 @@
       </w:r>
     </w:p>
     <w:p>
+      <w:r>
+        <w:rPr>
+          <w:rFonts w:ascii="Calibri" w:hAnsi="Calibri"/>
+          <w:b/>
+          <w:color w:val="2B2B2B"/>
+          <w:sz w:val="22"/>
+        </w:rPr>
+        <w:t>Problema y pregunta (2 min)</w:t>
+      </w:r>
+      <w:r>
+        <w:rPr>
+          <w:rFonts w:ascii="Calibri" w:hAnsi="Calibri"/>
+          <w:b w:val="0"/>
+          <w:color w:val="2B2B2B"/>
+          <w:sz w:val="22"/>
+        </w:rPr>
+        <w:t xml:space="preserve"> ✓ ~ ✗ · __________________________________________________________</w:t>
+      </w:r>
+    </w:p>
+    <w:p>
+      <w:r>
+        <w:rPr>
+          <w:rFonts w:ascii="Calibri" w:hAnsi="Calibri"/>
+          <w:b/>
+          <w:color w:val="2B2B2B"/>
+          <w:sz w:val="22"/>
+        </w:rPr>
+        <w:t>Objetivos (1 min)</w:t>
+      </w:r>
+      <w:r>
+        <w:rPr>
+          <w:rFonts w:ascii="Calibri" w:hAnsi="Calibri"/>
+          <w:b w:val="0"/>
+          <w:color w:val="2B2B2B"/>
+          <w:sz w:val="22"/>
+        </w:rPr>
+        <w:t xml:space="preserve"> ✓ ~ ✗ · ___________________________________________________________________</w:t>
+      </w:r>
+    </w:p>
+    <w:p>
+      <w:r>
+        <w:rPr>
+          <w:rFonts w:ascii="Calibri" w:hAnsi="Calibri"/>
+          <w:b/>
+          <w:color w:val="2B2B2B"/>
+          <w:sz w:val="22"/>
+        </w:rPr>
+        <w:t>Método (2-3 min)</w:t>
+      </w:r>
+      <w:r>
+        <w:rPr>
+          <w:rFonts w:ascii="Calibri" w:hAnsi="Calibri"/>
+          <w:b w:val="0"/>
+          <w:color w:val="2B2B2B"/>
+          <w:sz w:val="22"/>
+        </w:rPr>
+        <w:t xml:space="preserve"> ✓ ~ ✗ · ___________________________________________________________________</w:t>
+      </w:r>
+    </w:p>
+    <w:p>
+      <w:r>
+        <w:rPr>
+          <w:rFonts w:ascii="Calibri" w:hAnsi="Calibri"/>
+          <w:b/>
+          <w:color w:val="2B2B2B"/>
+          <w:sz w:val="22"/>
+        </w:rPr>
+        <w:t>Resultados (3 min)</w:t>
+      </w:r>
+      <w:r>
+        <w:rPr>
+          <w:rFonts w:ascii="Calibri" w:hAnsi="Calibri"/>
+          <w:b w:val="0"/>
+          <w:color w:val="2B2B2B"/>
+          <w:sz w:val="22"/>
+        </w:rPr>
+        <w:t xml:space="preserve"> ✓ ~ ✗ · __________________________________________________________________</w:t>
+      </w:r>
+    </w:p>
+    <w:p>
+      <w:r>
+        <w:rPr>
+          <w:rFonts w:ascii="Calibri" w:hAnsi="Calibri"/>
+          <w:b/>
+          <w:color w:val="2B2B2B"/>
+          <w:sz w:val="22"/>
+        </w:rPr>
+        <w:t>Discusión y conclusión (2-3 min)</w:t>
+      </w:r>
+      <w:r>
+        <w:rPr>
+          <w:rFonts w:ascii="Calibri" w:hAnsi="Calibri"/>
+          <w:b w:val="0"/>
+          <w:color w:val="2B2B2B"/>
+          <w:sz w:val="22"/>
+        </w:rPr>
+        <w:t xml:space="preserve"> ✓ ~ ✗ · _______________________________________________________</w:t>
+      </w:r>
+    </w:p>
+    <w:p>
+      <w:r>
+        <w:rPr>
+          <w:rFonts w:ascii="Calibri" w:hAnsi="Calibri"/>
+          <w:b/>
+          <w:color w:val="2B2B2B"/>
+          <w:sz w:val="22"/>
+        </w:rPr>
+        <w:t>Aporte y cierre (1 min)</w:t>
+      </w:r>
+      <w:r>
+        <w:rPr>
+          <w:rFonts w:ascii="Calibri" w:hAnsi="Calibri"/>
+          <w:b w:val="0"/>
+          <w:color w:val="2B2B2B"/>
+          <w:sz w:val="22"/>
+        </w:rPr>
+        <w:t xml:space="preserve"> ✓ ~ ✗ · _______________________________________________________________</w:t>
+      </w:r>
+    </w:p>
+    <w:p>
+      <w:r>
+        <w:rPr>
+          <w:rFonts w:ascii="Calibri" w:hAnsi="Calibri"/>
+          <w:b/>
+          <w:color w:val="2B2B2B"/>
+          <w:sz w:val="22"/>
+        </w:rPr>
+        <w:t>REQUISITOS PARA 4,6+ — marcarlos aquí, cuando ocurran</w:t>
+      </w:r>
+      <w:r>
+        <w:rPr>
+          <w:rFonts w:ascii="Calibri" w:hAnsi="Calibri"/>
+          <w:b w:val="0"/>
+          <w:color w:val="2B2B2B"/>
+          <w:sz w:val="22"/>
+        </w:rPr>
+        <w:t xml:space="preserve"> (§7 de la ficha; se cumplen durante la exposición, no al final)</w:t>
+      </w:r>
+    </w:p>
+    <w:p>
+      <w:pPr>
+        <w:pStyle w:val="ListBullet"/>
+      </w:pPr>
+      <w:r>
+        <w:rPr>
+          <w:rFonts w:ascii="Calibri" w:hAnsi="Calibri"/>
+          <w:b w:val="0"/>
+          <w:color w:val="2B2B2B"/>
+          <w:sz w:val="22"/>
+        </w:rPr>
+        <w:t>[ ] Que expliquen por iniciativa propia la diferencia entre los dos modelos y asuman que la respuesta al objetivo general es que la gestión actual no explica la adopción, convirtiendo el hallazgo negativo en el argumento de su producto</w:t>
+      </w:r>
+    </w:p>
+    <w:p>
+      <w:pPr>
+        <w:pStyle w:val="ListBullet"/>
+      </w:pPr>
+      <w:r>
+        <w:rPr>
+          <w:rFonts w:ascii="Calibri" w:hAnsi="Calibri"/>
+          <w:b w:val="0"/>
+          <w:color w:val="2B2B2B"/>
+          <w:sz w:val="22"/>
+        </w:rPr>
+        <w:t>[ ] Que den los tres números —población, invitaciones, respuestas— sin titubear. Con un indicador y línea base para la Línea I, 4,8–5,0</w:t>
+      </w:r>
+    </w:p>
+    <w:p>
       <w:pPr>
         <w:spacing w:before="200" w:after="60"/>
       </w:pPr>
@@ -710,6 +560,22 @@
     </w:p>
     <w:p>
       <w:pPr>
+        <w:ind w:left="432"/>
+        <w:shd w:val="clear" w:fill="E8F5EC"/>
+      </w:pPr>
+      <w:r>
+        <w:rPr>
+          <w:rFonts w:ascii="Calibri" w:hAnsi="Calibri"/>
+          <w:b w:val="0"/>
+          <w:i/>
+          <w:color w:val="2B2B2B"/>
+          <w:sz w:val="21"/>
+        </w:rPr>
+        <w:t>Lo que va entre « » se lee tal cual. La página en negrita es la que sostiene la pregunta: si la respuesta la contradice, se anota abajo con esa página.</w:t>
+      </w:r>
+    </w:p>
+    <w:p>
+      <w:pPr>
         <w:pStyle w:val="ListBullet"/>
       </w:pPr>
       <w:r>
@@ -719,7 +585,16 @@
           <w:color w:val="2B2B2B"/>
           <w:sz w:val="22"/>
         </w:rPr>
-        <w:t>[ ] Si presentan solo la diapositiva 14–15 (el modelo que sí da significancia) → P1, directa</w:t>
+        <w:t xml:space="preserve">[ ] Si presentan solo la diapositiva 14–15 (el modelo que sí da significancia) → P1, directa  </w:t>
+      </w:r>
+      <w:r>
+        <w:rPr>
+          <w:rFonts w:ascii="Calibri" w:hAnsi="Calibri"/>
+          <w:b/>
+          <w:color w:val="2B2B2B"/>
+          <w:sz w:val="22"/>
+        </w:rPr>
+        <w:t>(p. 102)</w:t>
       </w:r>
     </w:p>
     <w:p>
@@ -734,6 +609,20 @@
           <w:sz w:val="22"/>
         </w:rPr>
         <w:t>[ ] Si sí exponen la no significancia por iniciativa propia → soltar P1 y usar el tiempo en la reserva</w:t>
+      </w:r>
+    </w:p>
+    <w:p>
+      <w:pPr>
+        <w:pStyle w:val="ListBullet2"/>
+      </w:pPr>
+      <w:r>
+        <w:rPr>
+          <w:rFonts w:ascii="Calibri" w:hAnsi="Calibri"/>
+          <w:b w:val="0"/>
+          <w:color w:val="2B2B2B"/>
+          <w:sz w:val="22"/>
+        </w:rPr>
+        <w:t>Preguntar así: «entonces, ¿su respuesta a la pregunta de investigación es que la gestión del cambio no incide de forma significativa en la adopción en esta entidad? ¿Cómo se sostiene el título con eso?»</w:t>
       </w:r>
     </w:p>
     <w:p>
@@ -761,7 +650,16 @@
           <w:color w:val="2B2B2B"/>
           <w:sz w:val="22"/>
         </w:rPr>
-        <w:t>[ ] Si afirman que la muestra es «representativa» o «generalizable» → pedir el marco de muestreo</w:t>
+        <w:t xml:space="preserve">[ ] Si afirman que la muestra es «representativa» o «generalizable» → pedir el marco de muestreo  </w:t>
+      </w:r>
+      <w:r>
+        <w:rPr>
+          <w:rFonts w:ascii="Calibri" w:hAnsi="Calibri"/>
+          <w:b/>
+          <w:color w:val="2B2B2B"/>
+          <w:sz w:val="22"/>
+        </w:rPr>
+        <w:t>(pp. 79–80)</w:t>
       </w:r>
     </w:p>
     <w:p>
@@ -775,7 +673,16 @@
           <w:color w:val="2B2B2B"/>
           <w:sz w:val="22"/>
         </w:rPr>
-        <w:t>[ ] Si presentan la estrategia como si ya estuviera funcionando → pedir fecha de adopción y responsable</w:t>
+        <w:t xml:space="preserve">[ ] Si presentan la estrategia como si ya estuviera funcionando → pedir fecha de adopción y responsable  </w:t>
+      </w:r>
+      <w:r>
+        <w:rPr>
+          <w:rFonts w:ascii="Calibri" w:hAnsi="Calibri"/>
+          <w:b/>
+          <w:color w:val="2B2B2B"/>
+          <w:sz w:val="22"/>
+        </w:rPr>
+        <w:t>(pp. 120 y 132)</w:t>
       </w:r>
     </w:p>
     <w:p>
@@ -789,7 +696,21 @@
           <w:color w:val="2B2B2B"/>
           <w:sz w:val="22"/>
         </w:rPr>
-        <w:t>[ ] Si solo habla uno de los dos → repartir: uno el modelo, otro la estrategia</w:t>
+        <w:t>[ ] Si se les va el tiempo y saltan el objetivo 3 → preguntar solo por él</w:t>
+      </w:r>
+    </w:p>
+    <w:p>
+      <w:pPr>
+        <w:pStyle w:val="ListBullet2"/>
+      </w:pPr>
+      <w:r>
+        <w:rPr>
+          <w:rFonts w:ascii="Calibri" w:hAnsi="Calibri"/>
+          <w:b w:val="0"/>
+          <w:color w:val="2B2B2B"/>
+          <w:sz w:val="22"/>
+        </w:rPr>
+        <w:t>Preguntar así: «en una frase, ¿qué relación encontraron entre gestión y adopción, y con qué número?»</w:t>
       </w:r>
     </w:p>
     <w:p>
@@ -803,7 +724,16 @@
           <w:color w:val="2B2B2B"/>
           <w:sz w:val="22"/>
         </w:rPr>
-        <w:t>[ ] Si citan a Kotter, Hiatt o el TAM de memoria → pedir cómo lo operacionalizaron en el instrumento</w:t>
+        <w:t xml:space="preserve">[ ] Si solo habla uno de los dos → repartir: uno el modelo, otro la estrategia  </w:t>
+      </w:r>
+      <w:r>
+        <w:rPr>
+          <w:rFonts w:ascii="Calibri" w:hAnsi="Calibri"/>
+          <w:b/>
+          <w:color w:val="2B2B2B"/>
+          <w:sz w:val="22"/>
+        </w:rPr>
+        <w:t>(pp. 93–95, 100)</w:t>
       </w:r>
     </w:p>
     <w:p>
@@ -817,7 +747,139 @@
           <w:color w:val="2B2B2B"/>
           <w:sz w:val="22"/>
         </w:rPr>
-        <w:t>[ ] Si afirman que la entidad ya adoptó o va a adoptar la estrategia → pedir el acto o el compromiso escrito</w:t>
+        <w:t xml:space="preserve">[ ] Si citan a Kotter, Hiatt o el TAM de memoria → pedir cómo lo operacionalizaron en el instrumento  </w:t>
+      </w:r>
+      <w:r>
+        <w:rPr>
+          <w:rFonts w:ascii="Calibri" w:hAnsi="Calibri"/>
+          <w:b/>
+          <w:color w:val="2B2B2B"/>
+          <w:sz w:val="22"/>
+        </w:rPr>
+        <w:t>(pp. 53–54)</w:t>
+      </w:r>
+    </w:p>
+    <w:p>
+      <w:pPr>
+        <w:pStyle w:val="ListBullet"/>
+      </w:pPr>
+      <w:r>
+        <w:rPr>
+          <w:rFonts w:ascii="Calibri" w:hAnsi="Calibri"/>
+          <w:b w:val="0"/>
+          <w:color w:val="2B2B2B"/>
+          <w:sz w:val="22"/>
+        </w:rPr>
+        <w:t>[ ] Si mencionan la mesa de expertos como validación del producto → preguntar si esa valoración quedó documentada y si algún experto pidió cambios que se incorporaran</w:t>
+      </w:r>
+    </w:p>
+    <w:p>
+      <w:pPr>
+        <w:pStyle w:val="ListBullet"/>
+      </w:pPr>
+      <w:r>
+        <w:rPr>
+          <w:rFonts w:ascii="Calibri" w:hAnsi="Calibri"/>
+          <w:b w:val="0"/>
+          <w:color w:val="2B2B2B"/>
+          <w:sz w:val="22"/>
+        </w:rPr>
+        <w:t xml:space="preserve">[ ] Si afirman que la entidad ya adoptó o va a adoptar la estrategia → pedir el acto o el compromiso escrito  </w:t>
+      </w:r>
+      <w:r>
+        <w:rPr>
+          <w:rFonts w:ascii="Calibri" w:hAnsi="Calibri"/>
+          <w:b/>
+          <w:color w:val="2B2B2B"/>
+          <w:sz w:val="22"/>
+        </w:rPr>
+        <w:t>(p. 121)</w:t>
+      </w:r>
+    </w:p>
+    <w:p>
+      <w:r>
+        <w:rPr>
+          <w:rFonts w:ascii="Calibri" w:hAnsi="Calibri"/>
+          <w:b/>
+          <w:color w:val="2B2B2B"/>
+          <w:sz w:val="22"/>
+        </w:rPr>
+        <w:t>RESPUESTAS A LOS CONDICIONALES Y A LA RESERVA</w:t>
+      </w:r>
+      <w:r>
+        <w:rPr>
+          <w:rFonts w:ascii="Calibri" w:hAnsi="Calibri"/>
+          <w:b w:val="0"/>
+          <w:color w:val="2B2B2B"/>
+          <w:sz w:val="22"/>
+        </w:rPr>
+        <w:t xml:space="preserve"> — número del condicional (o «R» si es de reserva) y lo que contestó, con cifras y nombres tal como los diga.</w:t>
+      </w:r>
+    </w:p>
+    <w:p>
+      <w:r>
+        <w:rPr>
+          <w:rFonts w:ascii="Calibri" w:hAnsi="Calibri"/>
+          <w:b w:val="0"/>
+          <w:color w:val="2B2B2B"/>
+          <w:sz w:val="22"/>
+        </w:rPr>
+        <w:t>____  ___________________________________________________________________________________</w:t>
+      </w:r>
+    </w:p>
+    <w:p>
+      <w:r>
+        <w:rPr>
+          <w:rFonts w:ascii="Calibri" w:hAnsi="Calibri"/>
+          <w:b w:val="0"/>
+          <w:color w:val="2B2B2B"/>
+          <w:sz w:val="22"/>
+        </w:rPr>
+        <w:t>____  ___________________________________________________________________________________</w:t>
+      </w:r>
+    </w:p>
+    <w:p>
+      <w:r>
+        <w:rPr>
+          <w:rFonts w:ascii="Calibri" w:hAnsi="Calibri"/>
+          <w:b w:val="0"/>
+          <w:color w:val="2B2B2B"/>
+          <w:sz w:val="22"/>
+        </w:rPr>
+        <w:t>____  ___________________________________________________________________________________</w:t>
+      </w:r>
+    </w:p>
+    <w:p>
+      <w:r>
+        <w:rPr>
+          <w:rFonts w:ascii="Calibri" w:hAnsi="Calibri"/>
+          <w:b w:val="0"/>
+          <w:color w:val="2B2B2B"/>
+          <w:sz w:val="22"/>
+        </w:rPr>
+        <w:t>____  ___________________________________________________________________________________</w:t>
+      </w:r>
+    </w:p>
+    <w:p>
+      <w:r>
+        <w:rPr>
+          <w:rFonts w:ascii="Calibri" w:hAnsi="Calibri"/>
+          <w:b w:val="0"/>
+          <w:color w:val="2B2B2B"/>
+          <w:sz w:val="22"/>
+        </w:rPr>
+        <w:t>____  ___________________________________________________________________________________</w:t>
+      </w:r>
+    </w:p>
+    <w:p>
+      <w:r>
+        <w:rPr>
+          <w:rFonts w:ascii="Calibri" w:hAnsi="Calibri"/>
+          <w:b w:val="0"/>
+          <w:color w:val="2B2B2B"/>
+          <w:sz w:val="22"/>
+        </w:rPr>
+        <w:t>____  ___________________________________________________________________________________</w:t>
       </w:r>
     </w:p>
     <w:p>
@@ -878,7 +940,7 @@
           <w:color w:val="111111"/>
           <w:sz w:val="21"/>
         </w:rPr>
-        <w:t>Frase textual: ______________________________________________________________________</w:t>
+        <w:t>Frase textual:</w:t>
       </w:r>
     </w:p>
     <w:p>
@@ -935,7 +997,7 @@
           <w:color w:val="111111"/>
           <w:sz w:val="21"/>
         </w:rPr>
-        <w:t>Frase textual: ______________________________________________________________________</w:t>
+        <w:t>Frase textual:</w:t>
       </w:r>
     </w:p>
     <w:p>
@@ -992,7 +1054,7 @@
           <w:color w:val="111111"/>
           <w:sz w:val="21"/>
         </w:rPr>
-        <w:t>Frase textual: ______________________________________________________________________</w:t>
+        <w:t>Frase textual:</w:t>
       </w:r>
     </w:p>
     <w:p>
@@ -1050,29 +1112,6 @@
           <w:color w:val="2B2B2B"/>
           <w:sz w:val="22"/>
         </w:rPr>
-        <w:t>Para 4,6+ hacen falta las dos cosas:</w:t>
-      </w:r>
-      <w:r>
-        <w:rPr>
-          <w:rFonts w:ascii="Calibri" w:hAnsi="Calibri"/>
-          <w:b w:val="0"/>
-          <w:color w:val="2B2B2B"/>
-          <w:sz w:val="22"/>
-        </w:rPr>
-        <w:t xml:space="preserve"> (a) que expliquen por iniciativa propia la diferencia entre los dos modelos y asuman que la respuesta al objetivo general es que la gestión actual no explica la adopción, convirtiendo el hallazgo negativo en el argumento de su producto; (b) que den los tres números —población, invitaciones, respuestas— sin titubear. Con un indicador y línea base para la Línea I, 4,8–5,0.</w:t>
-      </w:r>
-    </w:p>
-    <w:p>
-      <w:pPr>
-        <w:pStyle w:val="ListBullet"/>
-      </w:pPr>
-      <w:r>
-        <w:rPr>
-          <w:rFonts w:ascii="Calibri" w:hAnsi="Calibri"/>
-          <w:b/>
-          <w:color w:val="2B2B2B"/>
-          <w:sz w:val="22"/>
-        </w:rPr>
         <w:t>No castigo</w:t>
       </w:r>
       <w:r>
@@ -1105,320 +1144,147 @@
         <w:t xml:space="preserve"> 4,0 – 4,5. La estructura y la honestidad están; la inferencia central está mal comunicada.</w:t>
       </w:r>
     </w:p>
-    <w:tbl>
-      <w:tblPr>
-        <w:tblStyle w:val="TableGrid"/>
-        <w:tblW w:type="auto" w:w="0"/>
-        <w:tblLook w:firstColumn="1" w:firstRow="1" w:lastColumn="0" w:lastRow="0" w:noHBand="0" w:noVBand="1" w:val="04A0"/>
-      </w:tblPr>
-      <w:tblGrid>
-        <w:gridCol w:w="3264"/>
-        <w:gridCol w:w="3264"/>
-        <w:gridCol w:w="3264"/>
-      </w:tblGrid>
-      <w:tr>
-        <w:tc>
-          <w:tcPr>
-            <w:tcW w:type="dxa" w:w="3264"/>
-            <w:shd w:val="clear" w:fill="0C2340"/>
-            <w:shd w:val="clear" w:fill="0C2340"/>
-          </w:tcPr>
-          <w:p>
-            <w:r>
-              <w:rPr>
-                <w:rFonts w:ascii="Calibri" w:hAnsi="Calibri"/>
-                <w:b/>
-                <w:color w:val="FFFFFF"/>
-              </w:rPr>
-            </w:r>
-            <w:r>
-              <w:rPr>
-                <w:rFonts w:ascii="Calibri" w:hAnsi="Calibri"/>
-                <w:b/>
-                <w:color w:val="FFFFFF"/>
-                <w:sz w:val="21"/>
-              </w:rPr>
-              <w:t>Criterio</w:t>
-            </w:r>
-          </w:p>
-        </w:tc>
-        <w:tc>
-          <w:tcPr>
-            <w:tcW w:type="dxa" w:w="3264"/>
-            <w:shd w:val="clear" w:fill="0C2340"/>
-            <w:shd w:val="clear" w:fill="0C2340"/>
-          </w:tcPr>
-          <w:p>
-            <w:r>
-              <w:rPr>
-                <w:rFonts w:ascii="Calibri" w:hAnsi="Calibri"/>
-                <w:b/>
-                <w:color w:val="FFFFFF"/>
-              </w:rPr>
-            </w:r>
-            <w:r>
-              <w:rPr>
-                <w:rFonts w:ascii="Calibri" w:hAnsi="Calibri"/>
-                <w:b/>
-                <w:color w:val="FFFFFF"/>
-                <w:sz w:val="21"/>
-              </w:rPr>
-              <w:t>Rodear</w:t>
-            </w:r>
-          </w:p>
-        </w:tc>
-        <w:tc>
-          <w:tcPr>
-            <w:tcW w:type="dxa" w:w="3264"/>
-            <w:shd w:val="clear" w:fill="0C2340"/>
-            <w:shd w:val="clear" w:fill="0C2340"/>
-          </w:tcPr>
-          <w:p>
-            <w:r>
-              <w:rPr>
-                <w:rFonts w:ascii="Calibri" w:hAnsi="Calibri"/>
-                <w:b/>
-                <w:color w:val="FFFFFF"/>
-              </w:rPr>
-            </w:r>
-            <w:r>
-              <w:rPr>
-                <w:rFonts w:ascii="Calibri" w:hAnsi="Calibri"/>
-                <w:b/>
-                <w:color w:val="FFFFFF"/>
-                <w:sz w:val="21"/>
-              </w:rPr>
-              <w:t>Nota</w:t>
-            </w:r>
-          </w:p>
-        </w:tc>
-      </w:tr>
-      <w:tr>
-        <w:tc>
-          <w:tcPr>
-            <w:tcW w:type="dxa" w:w="3264"/>
-          </w:tcPr>
-          <w:p>
-            <w:r/>
-            <w:r>
-              <w:rPr>
-                <w:rFonts w:ascii="Calibri" w:hAnsi="Calibri"/>
-                <w:b w:val="0"/>
-                <w:color w:val="2B2B2B"/>
-                <w:sz w:val="20"/>
-              </w:rPr>
-              <w:t>Dominio del tema</w:t>
-            </w:r>
-          </w:p>
-        </w:tc>
-        <w:tc>
-          <w:tcPr>
-            <w:tcW w:type="dxa" w:w="3264"/>
-          </w:tcPr>
-          <w:p>
-            <w:r/>
-            <w:r>
-              <w:rPr>
-                <w:rFonts w:ascii="Calibri" w:hAnsi="Calibri"/>
-                <w:b w:val="0"/>
-                <w:color w:val="2B2B2B"/>
-                <w:sz w:val="20"/>
-              </w:rPr>
-              <w:t>0,1–2,9 · 3,0–3,5 · 3,6–4,5 · 4,6–5,0</w:t>
-            </w:r>
-          </w:p>
-        </w:tc>
-        <w:tc>
-          <w:tcPr>
-            <w:tcW w:type="dxa" w:w="3264"/>
-          </w:tcPr>
-          <w:p>
-            <w:r/>
-            <w:r>
-              <w:rPr>
-                <w:rFonts w:ascii="Calibri" w:hAnsi="Calibri"/>
-                <w:b w:val="0"/>
-                <w:color w:val="2B2B2B"/>
-                <w:sz w:val="20"/>
-              </w:rPr>
-              <w:t>____</w:t>
-            </w:r>
-          </w:p>
-        </w:tc>
-      </w:tr>
-      <w:tr>
-        <w:tc>
-          <w:tcPr>
-            <w:tcW w:type="dxa" w:w="3264"/>
-            <w:shd w:val="clear" w:fill="F5F7F5"/>
-            <w:shd w:val="clear" w:fill="F5F7F5"/>
-          </w:tcPr>
-          <w:p>
-            <w:r/>
-            <w:r>
-              <w:rPr>
-                <w:rFonts w:ascii="Calibri" w:hAnsi="Calibri"/>
-                <w:b w:val="0"/>
-                <w:color w:val="2B2B2B"/>
-                <w:sz w:val="20"/>
-              </w:rPr>
-              <w:t>Claridad</w:t>
-            </w:r>
-          </w:p>
-        </w:tc>
-        <w:tc>
-          <w:tcPr>
-            <w:tcW w:type="dxa" w:w="3264"/>
-            <w:shd w:val="clear" w:fill="F5F7F5"/>
-            <w:shd w:val="clear" w:fill="F5F7F5"/>
-          </w:tcPr>
-          <w:p>
-            <w:r/>
-            <w:r>
-              <w:rPr>
-                <w:rFonts w:ascii="Calibri" w:hAnsi="Calibri"/>
-                <w:b w:val="0"/>
-                <w:color w:val="2B2B2B"/>
-                <w:sz w:val="20"/>
-              </w:rPr>
-              <w:t>0,1–2,9 · 3,0–3,5 · 3,6–4,5 · 4,6–5,0</w:t>
-            </w:r>
-          </w:p>
-        </w:tc>
-        <w:tc>
-          <w:tcPr>
-            <w:tcW w:type="dxa" w:w="3264"/>
-            <w:shd w:val="clear" w:fill="F5F7F5"/>
-            <w:shd w:val="clear" w:fill="F5F7F5"/>
-          </w:tcPr>
-          <w:p>
-            <w:r/>
-            <w:r>
-              <w:rPr>
-                <w:rFonts w:ascii="Calibri" w:hAnsi="Calibri"/>
-                <w:b w:val="0"/>
-                <w:color w:val="2B2B2B"/>
-                <w:sz w:val="20"/>
-              </w:rPr>
-              <w:t>____</w:t>
-            </w:r>
-          </w:p>
-        </w:tc>
-      </w:tr>
-      <w:tr>
-        <w:tc>
-          <w:tcPr>
-            <w:tcW w:type="dxa" w:w="3264"/>
-          </w:tcPr>
-          <w:p>
-            <w:r/>
-            <w:r>
-              <w:rPr>
-                <w:rFonts w:ascii="Calibri" w:hAnsi="Calibri"/>
-                <w:b w:val="0"/>
-                <w:color w:val="2B2B2B"/>
-                <w:sz w:val="20"/>
-              </w:rPr>
-              <w:t>Coherencia del documento</w:t>
-            </w:r>
-          </w:p>
-        </w:tc>
-        <w:tc>
-          <w:tcPr>
-            <w:tcW w:type="dxa" w:w="3264"/>
-          </w:tcPr>
-          <w:p>
-            <w:r/>
-            <w:r>
-              <w:rPr>
-                <w:rFonts w:ascii="Calibri" w:hAnsi="Calibri"/>
-                <w:b w:val="0"/>
-                <w:color w:val="2B2B2B"/>
-                <w:sz w:val="20"/>
-              </w:rPr>
-              <w:t>0,1–2,9 · 3,0–3,5 · 3,6–4,5 · 4,6–5,0</w:t>
-            </w:r>
-          </w:p>
-        </w:tc>
-        <w:tc>
-          <w:tcPr>
-            <w:tcW w:type="dxa" w:w="3264"/>
-          </w:tcPr>
-          <w:p>
-            <w:r/>
-            <w:r>
-              <w:rPr>
-                <w:rFonts w:ascii="Calibri" w:hAnsi="Calibri"/>
-                <w:b w:val="0"/>
-                <w:color w:val="2B2B2B"/>
-                <w:sz w:val="20"/>
-              </w:rPr>
-              <w:t>____</w:t>
-            </w:r>
-          </w:p>
-        </w:tc>
-      </w:tr>
-      <w:tr>
-        <w:tc>
-          <w:tcPr>
-            <w:tcW w:type="dxa" w:w="3264"/>
-            <w:shd w:val="clear" w:fill="F5F7F5"/>
-            <w:shd w:val="clear" w:fill="F5F7F5"/>
-          </w:tcPr>
-          <w:p>
-            <w:r/>
-            <w:r>
-              <w:rPr>
-                <w:rFonts w:ascii="Calibri" w:hAnsi="Calibri"/>
-                <w:b w:val="0"/>
-                <w:color w:val="2B2B2B"/>
-                <w:sz w:val="20"/>
-              </w:rPr>
-              <w:t>Capacidad de defensa</w:t>
-            </w:r>
-          </w:p>
-        </w:tc>
-        <w:tc>
-          <w:tcPr>
-            <w:tcW w:type="dxa" w:w="3264"/>
-            <w:shd w:val="clear" w:fill="F5F7F5"/>
-            <w:shd w:val="clear" w:fill="F5F7F5"/>
-          </w:tcPr>
-          <w:p>
-            <w:r/>
-            <w:r>
-              <w:rPr>
-                <w:rFonts w:ascii="Calibri" w:hAnsi="Calibri"/>
-                <w:b w:val="0"/>
-                <w:color w:val="2B2B2B"/>
-                <w:sz w:val="20"/>
-              </w:rPr>
-              <w:t>0,1–2,9 · 3,0–3,5 · 3,6–4,5 · 4,6–5,0</w:t>
-            </w:r>
-          </w:p>
-        </w:tc>
-        <w:tc>
-          <w:tcPr>
-            <w:tcW w:type="dxa" w:w="3264"/>
-            <w:shd w:val="clear" w:fill="F5F7F5"/>
-            <w:shd w:val="clear" w:fill="F5F7F5"/>
-          </w:tcPr>
-          <w:p>
-            <w:r/>
-            <w:r>
-              <w:rPr>
-                <w:rFonts w:ascii="Calibri" w:hAnsi="Calibri"/>
-                <w:b w:val="0"/>
-                <w:color w:val="2B2B2B"/>
-                <w:sz w:val="20"/>
-              </w:rPr>
-              <w:t>____</w:t>
-            </w:r>
-          </w:p>
-        </w:tc>
-      </w:tr>
-    </w:tbl>
-    <w:p/>
+    <w:p>
+      <w:r>
+        <w:rPr>
+          <w:rFonts w:ascii="Calibri" w:hAnsi="Calibri"/>
+          <w:b/>
+          <w:color w:val="2B2B2B"/>
+          <w:sz w:val="22"/>
+        </w:rPr>
+        <w:t>Dominio del tema</w:t>
+      </w:r>
+      <w:r>
+        <w:rPr>
+          <w:rFonts w:ascii="Calibri" w:hAnsi="Calibri"/>
+          <w:b w:val="0"/>
+          <w:color w:val="2B2B2B"/>
+          <w:sz w:val="22"/>
+        </w:rPr>
+        <w:t xml:space="preserve"> — rodear:   0,1–2,9   ·   3,0–3,5   ·   3,6–4,5   ·   4,6–5,0   →   nota  ______</w:t>
+      </w:r>
+    </w:p>
+    <w:p>
+      <w:r>
+        <w:rPr>
+          <w:rFonts w:ascii="Calibri" w:hAnsi="Calibri"/>
+          <w:b/>
+          <w:color w:val="2B2B2B"/>
+          <w:sz w:val="22"/>
+        </w:rPr>
+        <w:t>Claridad</w:t>
+      </w:r>
+      <w:r>
+        <w:rPr>
+          <w:rFonts w:ascii="Calibri" w:hAnsi="Calibri"/>
+          <w:b w:val="0"/>
+          <w:color w:val="2B2B2B"/>
+          <w:sz w:val="22"/>
+        </w:rPr>
+        <w:t xml:space="preserve"> — rodear:   0,1–2,9   ·   3,0–3,5   ·   3,6–4,5   ·   4,6–5,0   →   nota  ______</w:t>
+      </w:r>
+    </w:p>
+    <w:p>
+      <w:r>
+        <w:rPr>
+          <w:rFonts w:ascii="Calibri" w:hAnsi="Calibri"/>
+          <w:b/>
+          <w:color w:val="2B2B2B"/>
+          <w:sz w:val="22"/>
+        </w:rPr>
+        <w:t>Coherencia del documento</w:t>
+      </w:r>
+      <w:r>
+        <w:rPr>
+          <w:rFonts w:ascii="Calibri" w:hAnsi="Calibri"/>
+          <w:b w:val="0"/>
+          <w:color w:val="2B2B2B"/>
+          <w:sz w:val="22"/>
+        </w:rPr>
+        <w:t xml:space="preserve"> — rodear:   0,1–2,9   ·   3,0–3,5   ·   3,6–4,5   ·   4,6–5,0   →   nota  ______</w:t>
+      </w:r>
+    </w:p>
+    <w:p>
+      <w:r>
+        <w:rPr>
+          <w:rFonts w:ascii="Calibri" w:hAnsi="Calibri"/>
+          <w:b/>
+          <w:color w:val="2B2B2B"/>
+          <w:sz w:val="22"/>
+        </w:rPr>
+        <w:t>Capacidad de defensa</w:t>
+      </w:r>
+      <w:r>
+        <w:rPr>
+          <w:rFonts w:ascii="Calibri" w:hAnsi="Calibri"/>
+          <w:b w:val="0"/>
+          <w:color w:val="2B2B2B"/>
+          <w:sz w:val="22"/>
+        </w:rPr>
+        <w:t xml:space="preserve"> — rodear:   0,1–2,9   ·   3,0–3,5   ·   3,6–4,5   ·   4,6–5,0   →   nota  ______</w:t>
+      </w:r>
+    </w:p>
+    <w:p>
+      <w:pPr>
+        <w:spacing w:before="200" w:after="60"/>
+      </w:pPr>
+      <w:r>
+        <w:rPr>
+          <w:rFonts w:ascii="Calibri" w:hAnsi="Calibri"/>
+          <w:b/>
+          <w:color w:val="007433"/>
+          <w:sz w:val="32"/>
+        </w:rPr>
+        <w:t>NOTA QUE REPORTO A LA MODERADORA:  __________</w:t>
+      </w:r>
+    </w:p>
+    <w:p>
+      <w:r>
+        <w:rPr>
+          <w:rFonts w:ascii="Calibri" w:hAnsi="Calibri"/>
+          <w:b w:val="0"/>
+          <w:color w:val="2B2B2B"/>
+          <w:sz w:val="22"/>
+        </w:rPr>
+        <w:t xml:space="preserve">Es </w:t>
+      </w:r>
+      <w:r>
+        <w:rPr>
+          <w:rFonts w:ascii="Calibri" w:hAnsi="Calibri"/>
+          <w:b/>
+          <w:color w:val="2B2B2B"/>
+          <w:sz w:val="22"/>
+        </w:rPr>
+        <w:t>una sola</w:t>
+      </w:r>
+      <w:r>
+        <w:rPr>
+          <w:rFonts w:ascii="Calibri" w:hAnsi="Calibri"/>
+          <w:b w:val="0"/>
+          <w:color w:val="2B2B2B"/>
+          <w:sz w:val="22"/>
+        </w:rPr>
+        <w:t xml:space="preserve"> nota, y es la única que queda en el acta. Regla: promedio simple de los cuatro criterios de arriba — el instructivo </w:t>
+      </w:r>
+      <w:r>
+        <w:rPr>
+          <w:rFonts w:ascii="Calibri" w:hAnsi="Calibri"/>
+          <w:b/>
+          <w:color w:val="2B2B2B"/>
+          <w:sz w:val="22"/>
+        </w:rPr>
+        <w:t>no publica ponderación entre ellos</w:t>
+      </w:r>
+      <w:r>
+        <w:rPr>
+          <w:rFonts w:ascii="Calibri" w:hAnsi="Calibri"/>
+          <w:b w:val="0"/>
+          <w:color w:val="2B2B2B"/>
+          <w:sz w:val="22"/>
+        </w:rPr>
+        <w:t xml:space="preserve"> (la de la p. 22, con pesos, califica otros seis criterios del informe escrito). Si la moderadora pide criterio por criterio, se leen los cuatro de arriba.</w:t>
+      </w:r>
+    </w:p>
     <w:p>
       <w:r>
         <w:rPr>
@@ -1441,7 +1307,7 @@
           <w:color w:val="2B2B2B"/>
           <w:sz w:val="22"/>
         </w:rPr>
-        <w:t>______________________________________________________________________________</w:t>
+        <w:t>______________________________________________________________________________________</w:t>
       </w:r>
     </w:p>
     <w:p>
@@ -1455,7 +1321,7 @@
           <w:color w:val="2B2B2B"/>
           <w:sz w:val="22"/>
         </w:rPr>
-        <w:t>______________________________________________________________________________</w:t>
+        <w:t>______________________________________________________________________________________</w:t>
       </w:r>
     </w:p>
     <w:p>
@@ -1469,7 +1335,7 @@
           <w:color w:val="2B2B2B"/>
           <w:sz w:val="22"/>
         </w:rPr>
-        <w:t>______________________________________________________________________________</w:t>
+        <w:t>______________________________________________________________________________________</w:t>
       </w:r>
     </w:p>
     <w:p>
@@ -1507,7 +1373,7 @@
           <w:color w:val="2B2B2B"/>
           <w:sz w:val="22"/>
         </w:rPr>
-        <w:t>Un 4,4 en un solo criterio bloquea la meritoria del grupo:</w:t>
+        <w:t>Meritoria</w:t>
       </w:r>
       <w:r>
         <w:rPr>
@@ -1516,7 +1382,43 @@
           <w:color w:val="2B2B2B"/>
           <w:sz w:val="22"/>
         </w:rPr>
-        <w:t xml:space="preserve"> si bajo de 4,5, tengo que poder decir la página.</w:t>
+        <w:t xml:space="preserve"> (instructivo p. 11): promedio de jurados ≥ 4,6 y &lt; 5,0, </w:t>
+      </w:r>
+      <w:r>
+        <w:rPr>
+          <w:rFonts w:ascii="Calibri" w:hAnsi="Calibri"/>
+          <w:b/>
+          <w:color w:val="2B2B2B"/>
+          <w:sz w:val="22"/>
+        </w:rPr>
+        <w:t>ninguna nota de jurado</w:t>
+      </w:r>
+      <w:r>
+        <w:rPr>
+          <w:rFonts w:ascii="Calibri" w:hAnsi="Calibri"/>
+          <w:b w:val="0"/>
+          <w:color w:val="2B2B2B"/>
+          <w:sz w:val="22"/>
+        </w:rPr>
+        <w:t xml:space="preserve"> inferior a 4,5, y la pide al menos un jurado. Los cuatro criterios de arriba son </w:t>
+      </w:r>
+      <w:r>
+        <w:rPr>
+          <w:rFonts w:ascii="Calibri" w:hAnsi="Calibri"/>
+          <w:b/>
+          <w:color w:val="2B2B2B"/>
+          <w:sz w:val="22"/>
+        </w:rPr>
+        <w:t>mi retícula interna</w:t>
+      </w:r>
+      <w:r>
+        <w:rPr>
+          <w:rFonts w:ascii="Calibri" w:hAnsi="Calibri"/>
+          <w:b w:val="0"/>
+          <w:color w:val="2B2B2B"/>
+          <w:sz w:val="22"/>
+        </w:rPr>
+        <w:t>, no notas que se reporten: si la que baja de 4,5 es mi nota única, tengo que poder decir la página.</w:t>
       </w:r>
     </w:p>
     <w:p>

--- a/Especializacion/Evaluaciones/2026-2/Fichas de evaluacion/04 - G-004 - Gestion del cambio en seguridad electronica/2 - Hoja de respuestas.docx
+++ b/Especializacion/Evaluaciones/2026-2/Fichas de evaluacion/04 - G-004 - Gestion del cambio en seguridad electronica/2 - Hoja de respuestas.docx
@@ -513,7 +513,7 @@
           <w:color w:val="2B2B2B"/>
           <w:sz w:val="22"/>
         </w:rPr>
-        <w:t xml:space="preserve"> (§7 de la ficha; se cumplen durante la exposición, no al final)</w:t>
+        <w:t xml:space="preserve"> (§8 de la ficha; se cumplen durante la exposición, no al final)</w:t>
       </w:r>
     </w:p>
     <w:p>
@@ -555,7 +555,7 @@
           <w:color w:val="007433"/>
           <w:sz w:val="32"/>
         </w:rPr>
-        <w:t>B · CONDICIONALES (§6 de la ficha) — marcar oyendo; cada marca elige la pregunta</w:t>
+        <w:t>B · CONDICIONALES (§7 de la ficha) — marcar oyendo; cada marca elige la pregunta</w:t>
       </w:r>
     </w:p>
     <w:p>
@@ -904,7 +904,7 @@
           <w:color w:val="2B2B2B"/>
           <w:sz w:val="22"/>
         </w:rPr>
-        <w:t>Pregunta 1 — Dos modelos, dos respuestas al objetivo general</w:t>
+        <w:t>Pregunta 1 — El Pearson que está en la diapositiva y no en el trabajo</w:t>
       </w:r>
     </w:p>
     <w:p>
@@ -920,7 +920,7 @@
           <w:color w:val="2B2B2B"/>
           <w:sz w:val="21"/>
         </w:rPr>
-        <w:t>«Su objetivo general es determinar la incidencia. En la página 98 el modelo OLS les da p = 0,000 y un beta de 0,5746, y en la 99 un R² de 0,076, y lo presentan como incidencia positiva probada. En la página 102, con los mismos mil registros, el modelo les da R² = 0,003 y p = 0,063, y ustedes mismos escriben que carece de significancia estadística. ¿Cuál de los dos responde el objetivo general, y qué cambió entre uno y otro?»</w:t>
+        <w:t>«En la página 82 dicen que contrastaron las preguntas 3 y 7 frente a la pregunta 10 con el coeficiente de Pearson. Sus diapositivas 23 y 24 lo traen resuelto: 0,159 y 0,189. Ninguno de esos dos valores aparece en las 140 páginas; la página 101 reporta un Spearman de 0,052. Díganme en qué página del trabajo escrito quedó ese Pearson. Si se calculó después de la entrega, díganlo con esas palabras.»</w:t>
       </w:r>
     </w:p>
     <w:p>
@@ -961,7 +961,7 @@
           <w:color w:val="2B2B2B"/>
           <w:sz w:val="22"/>
         </w:rPr>
-        <w:t>Pregunta 2 — El denominador</w:t>
+        <w:t>Pregunta 2 — Tres porcentajes que suman 100</w:t>
       </w:r>
     </w:p>
     <w:p>
@@ -977,7 +977,7 @@
           <w:color w:val="2B2B2B"/>
           <w:sz w:val="21"/>
         </w:rPr>
-        <w:t>«Necesito entender el denominador: en la página 42 los mil usuarios del Nivel Central son el 33 % del total de la entidad; en la página 48 los mil registros son el 33 % de la población contactada; y en la página 74 hablan de “los 1.000 funcionarios del Nivel Central”. ¿Cuántas personas trabajan en Nivel Central, a cuántas se les envió el formulario y cuántas respondieron?»</w:t>
+        <w:t>«En la página 107, la fila de Formación y comunicación de la Tabla 9 dice que a mayor antigüedad la percepción es más favorable, y da tres cifras de la pregunta 3: 55,75 %, 29,18 % y 15,07 %. Suman exactamente 100. Díganme qué mide ese porcentaje: ¿cuántos funcionarios hay en cada rango de antigüedad, o qué tan favorable respondió cada rango? Si es lo primero, díganlo con esas palabras.»</w:t>
       </w:r>
     </w:p>
     <w:p>
@@ -1018,7 +1018,7 @@
           <w:color w:val="2B2B2B"/>
           <w:sz w:val="22"/>
         </w:rPr>
-        <w:t>Pregunta 3 — Apostar por capacitación cuando su propio modelo la anula</w:t>
+        <w:t>Pregunta 3 — La tabla de indicadores que la Línea I nunca presentó</w:t>
       </w:r>
     </w:p>
     <w:p>
@@ -1034,7 +1034,7 @@
           <w:color w:val="2B2B2B"/>
           <w:sz w:val="21"/>
         </w:rPr>
-        <w:t>«En la página 102 la capacitación es la variable de impacto casi nulo, con beta de 0,008, y en la página 101 ustedes concluyen que la gente usa los sistemas por obligatoriedad y no por la gestión. Su Línea I apuesta justamente por más capacitación, con laboratorios de simulación. ¿Por qué esa apuesta, y con qué indicador sabrían en 2027 que funcionó?»</w:t>
+        <w:t>«La página 116 anuncia, para la Línea I, indicadores de cobertura, desarrollo y resultado, y enseguida arranca el apartado 11.4 sin ninguna tabla. Las Líneas II y III sí tienen la suya, Tabla 10 en la 119 y Tabla 11 en la 126. Nómbrenme el indicador de cobertura de los laboratorios de simulación. Si esa tabla no quedó en el documento, díganlo con esas palabras.»</w:t>
       </w:r>
     </w:p>
     <w:p>
@@ -1132,7 +1132,7 @@
           <w:color w:val="2B2B2B"/>
           <w:sz w:val="22"/>
         </w:rPr>
-        <w:t>Partida antes de oír (§7 de la ficha):</w:t>
+        <w:t>Partida antes de oír (§8 de la ficha):</w:t>
       </w:r>
       <w:r>
         <w:rPr>
@@ -1439,6 +1439,297 @@
           <w:sz w:val="22"/>
         </w:rPr>
         <w:t xml:space="preserve"> ✓ lo dijo · ✗ no lo dijo · ~ ambiguo · ! contradice el documento (p. __) · ☐ verificar después</w:t>
+      </w:r>
+    </w:p>
+    <w:p>
+      <w:pPr>
+        <w:spacing w:before="200" w:after="60"/>
+      </w:pPr>
+      <w:r>
+        <w:rPr>
+          <w:rFonts w:ascii="Calibri" w:hAnsi="Calibri"/>
+          <w:b/>
+          <w:color w:val="007433"/>
+          <w:sz w:val="32"/>
+        </w:rPr>
+        <w:t>E · FORMULARIO OFICIAL DEL JURADO — 5 criterios, escala 1–5</w:t>
+      </w:r>
+    </w:p>
+    <w:p>
+      <w:r>
+        <w:rPr>
+          <w:rFonts w:ascii="Calibri" w:hAnsi="Calibri"/>
+          <w:b w:val="0"/>
+          <w:color w:val="2B2B2B"/>
+          <w:sz w:val="22"/>
+        </w:rPr>
+        <w:t xml:space="preserve">Instrumento </w:t>
+      </w:r>
+      <w:r>
+        <w:rPr>
+          <w:rFonts w:ascii="Calibri" w:hAnsi="Calibri"/>
+          <w:b/>
+          <w:color w:val="2B2B2B"/>
+          <w:sz w:val="22"/>
+        </w:rPr>
+        <w:t>distinto</w:t>
+      </w:r>
+      <w:r>
+        <w:rPr>
+          <w:rFonts w:ascii="Calibri" w:hAnsi="Calibri"/>
+          <w:b w:val="0"/>
+          <w:color w:val="2B2B2B"/>
+          <w:sz w:val="22"/>
+        </w:rPr>
+        <w:t xml:space="preserve"> de los cuatro criterios de la §D: aquellos dan la </w:t>
+      </w:r>
+      <w:r>
+        <w:rPr>
+          <w:rFonts w:ascii="Calibri" w:hAnsi="Calibri"/>
+          <w:b/>
+          <w:color w:val="2B2B2B"/>
+          <w:sz w:val="22"/>
+        </w:rPr>
+        <w:t>nota del acta</w:t>
+      </w:r>
+      <w:r>
+        <w:rPr>
+          <w:rFonts w:ascii="Calibri" w:hAnsi="Calibri"/>
+          <w:b w:val="0"/>
+          <w:color w:val="2B2B2B"/>
+          <w:sz w:val="22"/>
+        </w:rPr>
+        <w:t xml:space="preserve">, estos cinco van al formulario de la Dirección y </w:t>
+      </w:r>
+      <w:r>
+        <w:rPr>
+          <w:rFonts w:ascii="Calibri" w:hAnsi="Calibri"/>
+          <w:b/>
+          <w:color w:val="2B2B2B"/>
+          <w:sz w:val="22"/>
+        </w:rPr>
+        <w:t>no son notas</w:t>
+      </w:r>
+      <w:r>
+        <w:rPr>
+          <w:rFonts w:ascii="Calibri" w:hAnsi="Calibri"/>
+          <w:b w:val="0"/>
+          <w:color w:val="2B2B2B"/>
+          <w:sz w:val="22"/>
+        </w:rPr>
+        <w:t xml:space="preserve">. Las cinco se responden con el documento, así que vienen </w:t>
+      </w:r>
+      <w:r>
+        <w:rPr>
+          <w:rFonts w:ascii="Calibri" w:hAnsi="Calibri"/>
+          <w:b/>
+          <w:color w:val="2B2B2B"/>
+          <w:sz w:val="22"/>
+        </w:rPr>
+        <w:t>precargadas</w:t>
+      </w:r>
+      <w:r>
+        <w:rPr>
+          <w:rFonts w:ascii="Calibri" w:hAnsi="Calibri"/>
+          <w:b w:val="0"/>
+          <w:color w:val="2B2B2B"/>
+          <w:sz w:val="22"/>
+        </w:rPr>
+        <w:t xml:space="preserve"> desde la §8.1 de la ficha, que trae la página que sostiene cada casilla. En sala solo se confirma; si la sustentación cambia una, se tacha y se rodea otra.</w:t>
+      </w:r>
+    </w:p>
+    <w:p>
+      <w:r>
+        <w:rPr>
+          <w:rFonts w:ascii="Calibri" w:hAnsi="Calibri"/>
+          <w:b/>
+          <w:color w:val="2B2B2B"/>
+          <w:sz w:val="22"/>
+        </w:rPr>
+        <w:t>1. Problemática y objetivos</w:t>
+      </w:r>
+      <w:r>
+        <w:rPr>
+          <w:rFonts w:ascii="Calibri" w:hAnsi="Calibri"/>
+          <w:b w:val="0"/>
+          <w:color w:val="2B2B2B"/>
+          <w:sz w:val="22"/>
+        </w:rPr>
+        <w:t xml:space="preserve"> — rodear:   1   ·   2   ·   3   ·   4   ·   5   →   precargado </w:t>
+      </w:r>
+      <w:r>
+        <w:rPr>
+          <w:rFonts w:ascii="Calibri" w:hAnsi="Calibri"/>
+          <w:b/>
+          <w:color w:val="2B2B2B"/>
+          <w:sz w:val="22"/>
+        </w:rPr>
+        <w:t>3</w:t>
+      </w:r>
+    </w:p>
+    <w:p>
+      <w:r>
+        <w:rPr>
+          <w:rFonts w:ascii="Calibri" w:hAnsi="Calibri"/>
+          <w:b/>
+          <w:color w:val="2B2B2B"/>
+          <w:sz w:val="22"/>
+        </w:rPr>
+        <w:t>2. Marco teórico y referentes</w:t>
+      </w:r>
+      <w:r>
+        <w:rPr>
+          <w:rFonts w:ascii="Calibri" w:hAnsi="Calibri"/>
+          <w:b w:val="0"/>
+          <w:color w:val="2B2B2B"/>
+          <w:sz w:val="22"/>
+        </w:rPr>
+        <w:t xml:space="preserve"> — rodear:   1   ·   2   ·   3   ·   4   ·   5   →   precargado </w:t>
+      </w:r>
+      <w:r>
+        <w:rPr>
+          <w:rFonts w:ascii="Calibri" w:hAnsi="Calibri"/>
+          <w:b/>
+          <w:color w:val="2B2B2B"/>
+          <w:sz w:val="22"/>
+        </w:rPr>
+        <w:t>3</w:t>
+      </w:r>
+    </w:p>
+    <w:p>
+      <w:r>
+        <w:rPr>
+          <w:rFonts w:ascii="Calibri" w:hAnsi="Calibri"/>
+          <w:b/>
+          <w:color w:val="2B2B2B"/>
+          <w:sz w:val="22"/>
+        </w:rPr>
+        <w:t>3. Metodología, muestra y diseño</w:t>
+      </w:r>
+      <w:r>
+        <w:rPr>
+          <w:rFonts w:ascii="Calibri" w:hAnsi="Calibri"/>
+          <w:b w:val="0"/>
+          <w:color w:val="2B2B2B"/>
+          <w:sz w:val="22"/>
+        </w:rPr>
+        <w:t xml:space="preserve"> — rodear:   1   ·   2   ·   3   ·   4   ·   5   →   precargado </w:t>
+      </w:r>
+      <w:r>
+        <w:rPr>
+          <w:rFonts w:ascii="Calibri" w:hAnsi="Calibri"/>
+          <w:b/>
+          <w:color w:val="2B2B2B"/>
+          <w:sz w:val="22"/>
+        </w:rPr>
+        <w:t>3</w:t>
+      </w:r>
+    </w:p>
+    <w:p>
+      <w:r>
+        <w:rPr>
+          <w:rFonts w:ascii="Calibri" w:hAnsi="Calibri"/>
+          <w:b/>
+          <w:color w:val="2B2B2B"/>
+          <w:sz w:val="22"/>
+        </w:rPr>
+        <w:t>4. Resultados y conclusiones</w:t>
+      </w:r>
+      <w:r>
+        <w:rPr>
+          <w:rFonts w:ascii="Calibri" w:hAnsi="Calibri"/>
+          <w:b w:val="0"/>
+          <w:color w:val="2B2B2B"/>
+          <w:sz w:val="22"/>
+        </w:rPr>
+        <w:t xml:space="preserve"> — rodear:   1   ·   2   ·   3   ·   4   ·   5   →   precargado </w:t>
+      </w:r>
+      <w:r>
+        <w:rPr>
+          <w:rFonts w:ascii="Calibri" w:hAnsi="Calibri"/>
+          <w:b/>
+          <w:color w:val="2B2B2B"/>
+          <w:sz w:val="22"/>
+        </w:rPr>
+        <w:t>2</w:t>
+      </w:r>
+    </w:p>
+    <w:p>
+      <w:r>
+        <w:rPr>
+          <w:rFonts w:ascii="Calibri" w:hAnsi="Calibri"/>
+          <w:b/>
+          <w:color w:val="2B2B2B"/>
+          <w:sz w:val="22"/>
+        </w:rPr>
+        <w:t>5. Pertinencia disciplinar</w:t>
+      </w:r>
+      <w:r>
+        <w:rPr>
+          <w:rFonts w:ascii="Calibri" w:hAnsi="Calibri"/>
+          <w:b w:val="0"/>
+          <w:color w:val="2B2B2B"/>
+          <w:sz w:val="22"/>
+        </w:rPr>
+        <w:t xml:space="preserve"> — rodear:   1   ·   2   ·   3   ·   4   ·   5   →   precargado </w:t>
+      </w:r>
+      <w:r>
+        <w:rPr>
+          <w:rFonts w:ascii="Calibri" w:hAnsi="Calibri"/>
+          <w:b/>
+          <w:color w:val="2B2B2B"/>
+          <w:sz w:val="22"/>
+        </w:rPr>
+        <w:t>4</w:t>
+      </w:r>
+    </w:p>
+    <w:p>
+      <w:r>
+        <w:rPr>
+          <w:rFonts w:ascii="Calibri" w:hAnsi="Calibri"/>
+          <w:b/>
+          <w:color w:val="2B2B2B"/>
+          <w:sz w:val="22"/>
+        </w:rPr>
+        <w:t>Suma:  ______ / 25</w:t>
+      </w:r>
+      <w:r>
+        <w:rPr>
+          <w:rFonts w:ascii="Calibri" w:hAnsi="Calibri"/>
+          <w:b w:val="0"/>
+          <w:color w:val="2B2B2B"/>
+          <w:sz w:val="22"/>
+        </w:rPr>
+        <w:t xml:space="preserve">   ·   precargada: </w:t>
+      </w:r>
+      <w:r>
+        <w:rPr>
+          <w:rFonts w:ascii="Calibri" w:hAnsi="Calibri"/>
+          <w:b/>
+          <w:color w:val="2B2B2B"/>
+          <w:sz w:val="22"/>
+        </w:rPr>
+        <w:t>15 / 25</w:t>
+      </w:r>
+    </w:p>
+    <w:p>
+      <w:r>
+        <w:rPr>
+          <w:rFonts w:ascii="Calibri" w:hAnsi="Calibri"/>
+          <w:b/>
+          <w:color w:val="2B2B2B"/>
+          <w:sz w:val="22"/>
+        </w:rPr>
+        <w:t>Si cambio una casilla, la razón en una línea</w:t>
+      </w:r>
+      <w:r>
+        <w:rPr>
+          <w:rFonts w:ascii="Calibri" w:hAnsi="Calibri"/>
+          <w:b w:val="0"/>
+          <w:color w:val="2B2B2B"/>
+          <w:sz w:val="22"/>
+        </w:rPr>
+        <w:t xml:space="preserve"> (la §8.1 trae el sustento del precargado):   ______________________________________________________</w:t>
       </w:r>
     </w:p>
     <w:sectPr>
